--- a/submission_package/Documentation/Team_Contribution_Template.docx
+++ b/submission_package/Documentation/Team_Contribution_Template.docx
@@ -18,7 +18,7 @@
           <w:i w:val="0"/>
           <w:sz w:val="22"/>
         </w:rPr>
-        <w:t xml:space="preserve">The signed page for this project is </w:t>
+        <w:t xml:space="preserve">The page for this project is </w:t>
       </w:r>
       <w:r>
         <w:rPr>
@@ -36,7 +36,7 @@
           <w:i w:val="0"/>
           <w:sz w:val="22"/>
         </w:rPr>
-        <w:t>. That page lists the work that is in the repository and leaves the name, student-number, and signature fields blank. This older role table is kept so a group can still record a role if it wants to. Do not invent names, student numbers, or tasks. Leave a row blank if that role was not used.</w:t>
+        <w:t>. That page lists the four members and leaves every signature and date cell blank. This older role table is kept so a member can still record a role. Do not invent tasks. A role that the repository does not assign stays “To be confirmed by the team”.</w:t>
       </w:r>
     </w:p>
     <w:tbl>
@@ -76,7 +76,7 @@
                 <w:i w:val="0"/>
                 <w:sz w:val="18"/>
               </w:rPr>
-              <w:t>Name</w:t>
+              <w:t>Printed name</w:t>
             </w:r>
           </w:p>
         </w:tc>
@@ -216,6 +216,15 @@
               <w:spacing w:after="40" w:before="40"/>
             </w:pPr>
             <w:r/>
+            <w:r>
+              <w:rPr>
+                <w:rFonts w:ascii="Calibri" w:hAnsi="Calibri" w:eastAsia="Calibri"/>
+                <w:b w:val="0"/>
+                <w:i w:val="0"/>
+                <w:sz w:val="18"/>
+              </w:rPr>
+              <w:t>Mpumelelo Ngozo</w:t>
+            </w:r>
           </w:p>
         </w:tc>
         <w:tc>
@@ -227,6 +236,15 @@
               <w:spacing w:after="40" w:before="40"/>
             </w:pPr>
             <w:r/>
+            <w:r>
+              <w:rPr>
+                <w:rFonts w:ascii="Calibri" w:hAnsi="Calibri" w:eastAsia="Calibri"/>
+                <w:b w:val="0"/>
+                <w:i w:val="0"/>
+                <w:sz w:val="18"/>
+              </w:rPr>
+              <w:t>218409202</w:t>
+            </w:r>
           </w:p>
         </w:tc>
         <w:tc>
@@ -238,6 +256,15 @@
               <w:spacing w:after="40" w:before="40"/>
             </w:pPr>
             <w:r/>
+            <w:r>
+              <w:rPr>
+                <w:rFonts w:ascii="Calibri" w:hAnsi="Calibri" w:eastAsia="Calibri"/>
+                <w:b w:val="0"/>
+                <w:i w:val="0"/>
+                <w:sz w:val="18"/>
+              </w:rPr>
+              <w:t>To be confirmed by the team</w:t>
+            </w:r>
           </w:p>
         </w:tc>
         <w:tc>
@@ -284,6 +311,15 @@
               <w:spacing w:after="40" w:before="40"/>
             </w:pPr>
             <w:r/>
+            <w:r>
+              <w:rPr>
+                <w:rFonts w:ascii="Calibri" w:hAnsi="Calibri" w:eastAsia="Calibri"/>
+                <w:b w:val="0"/>
+                <w:i w:val="0"/>
+                <w:sz w:val="18"/>
+              </w:rPr>
+              <w:t>Selowa Tumiso</w:t>
+            </w:r>
           </w:p>
         </w:tc>
         <w:tc>
@@ -295,6 +331,15 @@
               <w:spacing w:after="40" w:before="40"/>
             </w:pPr>
             <w:r/>
+            <w:r>
+              <w:rPr>
+                <w:rFonts w:ascii="Calibri" w:hAnsi="Calibri" w:eastAsia="Calibri"/>
+                <w:b w:val="0"/>
+                <w:i w:val="0"/>
+                <w:sz w:val="18"/>
+              </w:rPr>
+              <w:t>218340172</w:t>
+            </w:r>
           </w:p>
         </w:tc>
         <w:tc>
@@ -306,6 +351,15 @@
               <w:spacing w:after="40" w:before="40"/>
             </w:pPr>
             <w:r/>
+            <w:r>
+              <w:rPr>
+                <w:rFonts w:ascii="Calibri" w:hAnsi="Calibri" w:eastAsia="Calibri"/>
+                <w:b w:val="0"/>
+                <w:i w:val="0"/>
+                <w:sz w:val="18"/>
+              </w:rPr>
+              <w:t>To be confirmed by the team</w:t>
+            </w:r>
           </w:p>
         </w:tc>
         <w:tc>
@@ -352,6 +406,15 @@
               <w:spacing w:after="40" w:before="40"/>
             </w:pPr>
             <w:r/>
+            <w:r>
+              <w:rPr>
+                <w:rFonts w:ascii="Calibri" w:hAnsi="Calibri" w:eastAsia="Calibri"/>
+                <w:b w:val="0"/>
+                <w:i w:val="0"/>
+                <w:sz w:val="18"/>
+              </w:rPr>
+              <w:t>Ualwela Netshidzati</w:t>
+            </w:r>
           </w:p>
         </w:tc>
         <w:tc>
@@ -363,6 +426,15 @@
               <w:spacing w:after="40" w:before="40"/>
             </w:pPr>
             <w:r/>
+            <w:r>
+              <w:rPr>
+                <w:rFonts w:ascii="Calibri" w:hAnsi="Calibri" w:eastAsia="Calibri"/>
+                <w:b w:val="0"/>
+                <w:i w:val="0"/>
+                <w:sz w:val="18"/>
+              </w:rPr>
+              <w:t>220069117</w:t>
+            </w:r>
           </w:p>
         </w:tc>
         <w:tc>
@@ -374,6 +446,15 @@
               <w:spacing w:after="40" w:before="40"/>
             </w:pPr>
             <w:r/>
+            <w:r>
+              <w:rPr>
+                <w:rFonts w:ascii="Calibri" w:hAnsi="Calibri" w:eastAsia="Calibri"/>
+                <w:b w:val="0"/>
+                <w:i w:val="0"/>
+                <w:sz w:val="18"/>
+              </w:rPr>
+              <w:t>To be confirmed by the team</w:t>
+            </w:r>
           </w:p>
         </w:tc>
         <w:tc>
@@ -420,6 +501,15 @@
               <w:spacing w:after="40" w:before="40"/>
             </w:pPr>
             <w:r/>
+            <w:r>
+              <w:rPr>
+                <w:rFonts w:ascii="Calibri" w:hAnsi="Calibri" w:eastAsia="Calibri"/>
+                <w:b w:val="0"/>
+                <w:i w:val="0"/>
+                <w:sz w:val="18"/>
+              </w:rPr>
+              <w:t>Thabang Mokoena</w:t>
+            </w:r>
           </w:p>
         </w:tc>
         <w:tc>
@@ -431,6 +521,15 @@
               <w:spacing w:after="40" w:before="40"/>
             </w:pPr>
             <w:r/>
+            <w:r>
+              <w:rPr>
+                <w:rFonts w:ascii="Calibri" w:hAnsi="Calibri" w:eastAsia="Calibri"/>
+                <w:b w:val="0"/>
+                <w:i w:val="0"/>
+                <w:sz w:val="18"/>
+              </w:rPr>
+              <w:t>240668823</w:t>
+            </w:r>
           </w:p>
         </w:tc>
         <w:tc>
@@ -442,6 +541,15 @@
               <w:spacing w:after="40" w:before="40"/>
             </w:pPr>
             <w:r/>
+            <w:r>
+              <w:rPr>
+                <w:rFonts w:ascii="Calibri" w:hAnsi="Calibri" w:eastAsia="Calibri"/>
+                <w:b w:val="0"/>
+                <w:i w:val="0"/>
+                <w:sz w:val="18"/>
+              </w:rPr>
+              <w:t>To be confirmed by the team</w:t>
+            </w:r>
           </w:p>
         </w:tc>
         <w:tc>
@@ -481,11 +589,58 @@
     </w:tbl>
     <w:p/>
     <w:p>
+      <w:r>
+        <w:rPr>
+          <w:rFonts w:ascii="Calibri" w:hAnsi="Calibri" w:eastAsia="Calibri"/>
+          <w:b w:val="0"/>
+          <w:i w:val="0"/>
+          <w:sz w:val="22"/>
+        </w:rPr>
+        <w:t xml:space="preserve">Thabang Mokoena’s git history records four commits on 15 October 2026: the initial repository, the README, the </w:t>
+      </w:r>
+      <w:r>
+        <w:rPr>
+          <w:rFonts w:ascii="Consolas" w:hAnsi="Consolas" w:eastAsia="Consolas"/>
+          <w:b w:val="0"/>
+          <w:i w:val="0"/>
+          <w:sz w:val="20"/>
+        </w:rPr>
+        <w:t>src</w:t>
+      </w:r>
+      <w:r>
+        <w:rPr>
+          <w:rFonts w:ascii="Calibri" w:hAnsi="Calibri" w:eastAsia="Calibri"/>
+          <w:b w:val="0"/>
+          <w:i w:val="0"/>
+          <w:sz w:val="22"/>
+        </w:rPr>
+        <w:t xml:space="preserve"> placeholder, and </w:t>
+      </w:r>
+      <w:r>
+        <w:rPr>
+          <w:rFonts w:ascii="Consolas" w:hAnsi="Consolas" w:eastAsia="Consolas"/>
+          <w:b w:val="0"/>
+          <w:i w:val="0"/>
+          <w:sz w:val="20"/>
+        </w:rPr>
+        <w:t>requirements.txt</w:t>
+      </w:r>
+      <w:r>
+        <w:rPr>
+          <w:rFonts w:ascii="Calibri" w:hAnsi="Calibri" w:eastAsia="Calibri"/>
+          <w:b w:val="0"/>
+          <w:i w:val="0"/>
+          <w:sz w:val="22"/>
+        </w:rPr>
+        <w:t>. That record is not written into the role column. Later commits are authored Cursor Agent. No repository record assigns a role to Mpumelelo Ngozo, Selowa Tumiso, or Ualwela Netshidzati.</w:t>
+      </w:r>
+    </w:p>
+    <w:p>
       <w:pPr>
         <w:pStyle w:val="Heading2"/>
       </w:pPr>
       <w:r>
-        <w:t>What to record</w:t>
+        <w:t>What the team may record</w:t>
       </w:r>
     </w:p>
     <w:p>
@@ -609,7 +764,7 @@
         <w:pStyle w:val="Heading2"/>
       </w:pPr>
       <w:r>
-        <w:t>Declaration</w:t>
+        <w:t>Signature fields</w:t>
       </w:r>
     </w:p>
     <w:p>
@@ -620,7 +775,7 @@
           <w:i w:val="0"/>
           <w:sz w:val="22"/>
         </w:rPr>
-        <w:t>Each person signs only for work they did. If a section was generated from a saved table, name the person who checked that table.</w:t>
+        <w:t>Each person signs only for work they did. A blank signature is unsigned. This template does not mark any row as signed.</w:t>
       </w:r>
     </w:p>
     <w:tbl>
@@ -631,14 +786,15 @@
         <w:tblLook w:firstColumn="1" w:firstRow="1" w:lastColumn="0" w:lastRow="0" w:noHBand="0" w:noVBand="1" w:val="04A0"/>
       </w:tblPr>
       <w:tblGrid>
-        <w:gridCol w:w="3137"/>
-        <w:gridCol w:w="3137"/>
-        <w:gridCol w:w="3137"/>
+        <w:gridCol w:w="2353"/>
+        <w:gridCol w:w="2353"/>
+        <w:gridCol w:w="2353"/>
+        <w:gridCol w:w="2353"/>
       </w:tblGrid>
       <w:tr>
         <w:tc>
           <w:tcPr>
-            <w:tcW w:type="dxa" w:w="3137"/>
+            <w:tcW w:type="dxa" w:w="2353"/>
             <w:shd w:fill="E6EEF2" w:val="clear"/>
           </w:tcPr>
           <w:p>
@@ -657,13 +813,38 @@
                 <w:i w:val="0"/>
                 <w:sz w:val="18"/>
               </w:rPr>
-              <w:t>Name</w:t>
+              <w:t>Printed name</w:t>
             </w:r>
           </w:p>
         </w:tc>
         <w:tc>
           <w:tcPr>
-            <w:tcW w:type="dxa" w:w="3137"/>
+            <w:tcW w:type="dxa" w:w="2353"/>
+            <w:shd w:fill="E6EEF2" w:val="clear"/>
+          </w:tcPr>
+          <w:p>
+            <w:pPr>
+              <w:spacing w:after="40" w:before="40"/>
+            </w:pPr>
+            <w:r>
+              <w:rPr>
+                <w:b/>
+              </w:rPr>
+            </w:r>
+            <w:r>
+              <w:rPr>
+                <w:rFonts w:ascii="Calibri" w:hAnsi="Calibri" w:eastAsia="Calibri"/>
+                <w:b/>
+                <w:i w:val="0"/>
+                <w:sz w:val="18"/>
+              </w:rPr>
+              <w:t>Student number</w:t>
+            </w:r>
+          </w:p>
+        </w:tc>
+        <w:tc>
+          <w:tcPr>
+            <w:tcW w:type="dxa" w:w="2353"/>
             <w:shd w:fill="E6EEF2" w:val="clear"/>
           </w:tcPr>
           <w:p>
@@ -688,7 +869,7 @@
         </w:tc>
         <w:tc>
           <w:tcPr>
-            <w:tcW w:type="dxa" w:w="3137"/>
+            <w:tcW w:type="dxa" w:w="2353"/>
             <w:shd w:fill="E6EEF2" w:val="clear"/>
           </w:tcPr>
           <w:p>
@@ -715,7 +896,47 @@
       <w:tr>
         <w:tc>
           <w:tcPr>
-            <w:tcW w:type="dxa" w:w="3137"/>
+            <w:tcW w:type="dxa" w:w="2353"/>
+          </w:tcPr>
+          <w:p>
+            <w:pPr>
+              <w:spacing w:after="40" w:before="40"/>
+            </w:pPr>
+            <w:r/>
+            <w:r>
+              <w:rPr>
+                <w:rFonts w:ascii="Calibri" w:hAnsi="Calibri" w:eastAsia="Calibri"/>
+                <w:b w:val="0"/>
+                <w:i w:val="0"/>
+                <w:sz w:val="18"/>
+              </w:rPr>
+              <w:t>Mpumelelo Ngozo</w:t>
+            </w:r>
+          </w:p>
+        </w:tc>
+        <w:tc>
+          <w:tcPr>
+            <w:tcW w:type="dxa" w:w="2353"/>
+          </w:tcPr>
+          <w:p>
+            <w:pPr>
+              <w:spacing w:after="40" w:before="40"/>
+            </w:pPr>
+            <w:r/>
+            <w:r>
+              <w:rPr>
+                <w:rFonts w:ascii="Calibri" w:hAnsi="Calibri" w:eastAsia="Calibri"/>
+                <w:b w:val="0"/>
+                <w:i w:val="0"/>
+                <w:sz w:val="18"/>
+              </w:rPr>
+              <w:t>218409202</w:t>
+            </w:r>
+          </w:p>
+        </w:tc>
+        <w:tc>
+          <w:tcPr>
+            <w:tcW w:type="dxa" w:w="2353"/>
           </w:tcPr>
           <w:p>
             <w:pPr>
@@ -726,18 +947,7 @@
         </w:tc>
         <w:tc>
           <w:tcPr>
-            <w:tcW w:type="dxa" w:w="3137"/>
-          </w:tcPr>
-          <w:p>
-            <w:pPr>
-              <w:spacing w:after="40" w:before="40"/>
-            </w:pPr>
-            <w:r/>
-          </w:p>
-        </w:tc>
-        <w:tc>
-          <w:tcPr>
-            <w:tcW w:type="dxa" w:w="3137"/>
+            <w:tcW w:type="dxa" w:w="2353"/>
           </w:tcPr>
           <w:p>
             <w:pPr>
@@ -750,7 +960,47 @@
       <w:tr>
         <w:tc>
           <w:tcPr>
-            <w:tcW w:type="dxa" w:w="3137"/>
+            <w:tcW w:type="dxa" w:w="2353"/>
+          </w:tcPr>
+          <w:p>
+            <w:pPr>
+              <w:spacing w:after="40" w:before="40"/>
+            </w:pPr>
+            <w:r/>
+            <w:r>
+              <w:rPr>
+                <w:rFonts w:ascii="Calibri" w:hAnsi="Calibri" w:eastAsia="Calibri"/>
+                <w:b w:val="0"/>
+                <w:i w:val="0"/>
+                <w:sz w:val="18"/>
+              </w:rPr>
+              <w:t>Selowa Tumiso</w:t>
+            </w:r>
+          </w:p>
+        </w:tc>
+        <w:tc>
+          <w:tcPr>
+            <w:tcW w:type="dxa" w:w="2353"/>
+          </w:tcPr>
+          <w:p>
+            <w:pPr>
+              <w:spacing w:after="40" w:before="40"/>
+            </w:pPr>
+            <w:r/>
+            <w:r>
+              <w:rPr>
+                <w:rFonts w:ascii="Calibri" w:hAnsi="Calibri" w:eastAsia="Calibri"/>
+                <w:b w:val="0"/>
+                <w:i w:val="0"/>
+                <w:sz w:val="18"/>
+              </w:rPr>
+              <w:t>218340172</w:t>
+            </w:r>
+          </w:p>
+        </w:tc>
+        <w:tc>
+          <w:tcPr>
+            <w:tcW w:type="dxa" w:w="2353"/>
           </w:tcPr>
           <w:p>
             <w:pPr>
@@ -761,18 +1011,7 @@
         </w:tc>
         <w:tc>
           <w:tcPr>
-            <w:tcW w:type="dxa" w:w="3137"/>
-          </w:tcPr>
-          <w:p>
-            <w:pPr>
-              <w:spacing w:after="40" w:before="40"/>
-            </w:pPr>
-            <w:r/>
-          </w:p>
-        </w:tc>
-        <w:tc>
-          <w:tcPr>
-            <w:tcW w:type="dxa" w:w="3137"/>
+            <w:tcW w:type="dxa" w:w="2353"/>
           </w:tcPr>
           <w:p>
             <w:pPr>
@@ -785,7 +1024,47 @@
       <w:tr>
         <w:tc>
           <w:tcPr>
-            <w:tcW w:type="dxa" w:w="3137"/>
+            <w:tcW w:type="dxa" w:w="2353"/>
+          </w:tcPr>
+          <w:p>
+            <w:pPr>
+              <w:spacing w:after="40" w:before="40"/>
+            </w:pPr>
+            <w:r/>
+            <w:r>
+              <w:rPr>
+                <w:rFonts w:ascii="Calibri" w:hAnsi="Calibri" w:eastAsia="Calibri"/>
+                <w:b w:val="0"/>
+                <w:i w:val="0"/>
+                <w:sz w:val="18"/>
+              </w:rPr>
+              <w:t>Ualwela Netshidzati</w:t>
+            </w:r>
+          </w:p>
+        </w:tc>
+        <w:tc>
+          <w:tcPr>
+            <w:tcW w:type="dxa" w:w="2353"/>
+          </w:tcPr>
+          <w:p>
+            <w:pPr>
+              <w:spacing w:after="40" w:before="40"/>
+            </w:pPr>
+            <w:r/>
+            <w:r>
+              <w:rPr>
+                <w:rFonts w:ascii="Calibri" w:hAnsi="Calibri" w:eastAsia="Calibri"/>
+                <w:b w:val="0"/>
+                <w:i w:val="0"/>
+                <w:sz w:val="18"/>
+              </w:rPr>
+              <w:t>220069117</w:t>
+            </w:r>
+          </w:p>
+        </w:tc>
+        <w:tc>
+          <w:tcPr>
+            <w:tcW w:type="dxa" w:w="2353"/>
           </w:tcPr>
           <w:p>
             <w:pPr>
@@ -796,18 +1075,7 @@
         </w:tc>
         <w:tc>
           <w:tcPr>
-            <w:tcW w:type="dxa" w:w="3137"/>
-          </w:tcPr>
-          <w:p>
-            <w:pPr>
-              <w:spacing w:after="40" w:before="40"/>
-            </w:pPr>
-            <w:r/>
-          </w:p>
-        </w:tc>
-        <w:tc>
-          <w:tcPr>
-            <w:tcW w:type="dxa" w:w="3137"/>
+            <w:tcW w:type="dxa" w:w="2353"/>
           </w:tcPr>
           <w:p>
             <w:pPr>
@@ -820,7 +1088,47 @@
       <w:tr>
         <w:tc>
           <w:tcPr>
-            <w:tcW w:type="dxa" w:w="3137"/>
+            <w:tcW w:type="dxa" w:w="2353"/>
+          </w:tcPr>
+          <w:p>
+            <w:pPr>
+              <w:spacing w:after="40" w:before="40"/>
+            </w:pPr>
+            <w:r/>
+            <w:r>
+              <w:rPr>
+                <w:rFonts w:ascii="Calibri" w:hAnsi="Calibri" w:eastAsia="Calibri"/>
+                <w:b w:val="0"/>
+                <w:i w:val="0"/>
+                <w:sz w:val="18"/>
+              </w:rPr>
+              <w:t>Thabang Mokoena</w:t>
+            </w:r>
+          </w:p>
+        </w:tc>
+        <w:tc>
+          <w:tcPr>
+            <w:tcW w:type="dxa" w:w="2353"/>
+          </w:tcPr>
+          <w:p>
+            <w:pPr>
+              <w:spacing w:after="40" w:before="40"/>
+            </w:pPr>
+            <w:r/>
+            <w:r>
+              <w:rPr>
+                <w:rFonts w:ascii="Calibri" w:hAnsi="Calibri" w:eastAsia="Calibri"/>
+                <w:b w:val="0"/>
+                <w:i w:val="0"/>
+                <w:sz w:val="18"/>
+              </w:rPr>
+              <w:t>240668823</w:t>
+            </w:r>
+          </w:p>
+        </w:tc>
+        <w:tc>
+          <w:tcPr>
+            <w:tcW w:type="dxa" w:w="2353"/>
           </w:tcPr>
           <w:p>
             <w:pPr>
@@ -831,18 +1139,7 @@
         </w:tc>
         <w:tc>
           <w:tcPr>
-            <w:tcW w:type="dxa" w:w="3137"/>
-          </w:tcPr>
-          <w:p>
-            <w:pPr>
-              <w:spacing w:after="40" w:before="40"/>
-            </w:pPr>
-            <w:r/>
-          </w:p>
-        </w:tc>
-        <w:tc>
-          <w:tcPr>
-            <w:tcW w:type="dxa" w:w="3137"/>
+            <w:tcW w:type="dxa" w:w="2353"/>
           </w:tcPr>
           <w:p>
             <w:pPr>

--- a/submission_package/Documentation/Team_Contribution_Template.docx
+++ b/submission_package/Documentation/Team_Contribution_Template.docx
@@ -18,7 +18,7 @@
           <w:i w:val="0"/>
           <w:sz w:val="22"/>
         </w:rPr>
-        <w:t xml:space="preserve">The page for this project is </w:t>
+        <w:t xml:space="preserve">The signed page for this project is </w:t>
       </w:r>
       <w:r>
         <w:rPr>
@@ -36,7 +36,7 @@
           <w:i w:val="0"/>
           <w:sz w:val="22"/>
         </w:rPr>
-        <w:t>. That page lists the four members and leaves every signature and date cell blank. This older role table is kept so a member can still record a role. Do not invent tasks. A role that the repository does not assign stays “To be confirmed by the team”.</w:t>
+        <w:t>. This older role table records the same division. Notebook, section, and review columns stay blank because those finer assignments were not supplied.</w:t>
       </w:r>
     </w:p>
     <w:tbl>
@@ -263,7 +263,7 @@
                 <w:i w:val="0"/>
                 <w:sz w:val="18"/>
               </w:rPr>
-              <w:t>To be confirmed by the team</w:t>
+              <w:t>Data collection, audit and cleaning; Model development and evaluation</w:t>
             </w:r>
           </w:p>
         </w:tc>
@@ -358,7 +358,7 @@
                 <w:i w:val="0"/>
                 <w:sz w:val="18"/>
               </w:rPr>
-              <w:t>To be confirmed by the team</w:t>
+              <w:t>Preprocessing and feature engineering; Statistical comparisons and ablation analysis</w:t>
             </w:r>
           </w:p>
         </w:tc>
@@ -453,7 +453,7 @@
                 <w:i w:val="0"/>
                 <w:sz w:val="18"/>
               </w:rPr>
-              <w:t>To be confirmed by the team</w:t>
+              <w:t>Technical report and references; Presentation preparation and coordination</w:t>
             </w:r>
           </w:p>
         </w:tc>
@@ -548,7 +548,7 @@
                 <w:i w:val="0"/>
                 <w:sz w:val="18"/>
               </w:rPr>
-              <w:t>To be confirmed by the team</w:t>
+              <w:t>Problem definition and project planning; Exploratory data analysis; Streamlit interface and deployment</w:t>
             </w:r>
           </w:p>
         </w:tc>
@@ -632,131 +632,7 @@
           <w:i w:val="0"/>
           <w:sz w:val="22"/>
         </w:rPr>
-        <w:t>. That record is not written into the role column. Later commits are authored Cursor Agent. No repository record assigns a role to Mpumelelo Ngozo, Selowa Tumiso, or Ualwela Netshidzati.</w:t>
-      </w:r>
-    </w:p>
-    <w:p>
-      <w:pPr>
-        <w:pStyle w:val="Heading2"/>
-      </w:pPr>
-      <w:r>
-        <w:t>What the team may record</w:t>
-      </w:r>
-    </w:p>
-    <w:p>
-      <w:pPr>
-        <w:pStyle w:val="ListBullet"/>
-      </w:pPr>
-      <w:r>
-        <w:rPr>
-          <w:rFonts w:ascii="Calibri" w:hAnsi="Calibri" w:eastAsia="Calibri"/>
-          <w:b w:val="0"/>
-          <w:i w:val="0"/>
-          <w:sz w:val="22"/>
-        </w:rPr>
-        <w:t>Who acquired the extract and checked the licence.</w:t>
-      </w:r>
-    </w:p>
-    <w:p>
-      <w:pPr>
-        <w:pStyle w:val="ListBullet"/>
-      </w:pPr>
-      <w:r>
-        <w:rPr>
-          <w:rFonts w:ascii="Calibri" w:hAnsi="Calibri" w:eastAsia="Calibri"/>
-          <w:b w:val="0"/>
-          <w:i w:val="0"/>
-          <w:sz w:val="22"/>
-        </w:rPr>
-        <w:t>Who audited the file and built the label.</w:t>
-      </w:r>
-    </w:p>
-    <w:p>
-      <w:pPr>
-        <w:pStyle w:val="ListBullet"/>
-      </w:pPr>
-      <w:r>
-        <w:rPr>
-          <w:rFonts w:ascii="Calibri" w:hAnsi="Calibri" w:eastAsia="Calibri"/>
-          <w:b w:val="0"/>
-          <w:i w:val="0"/>
-          <w:sz w:val="22"/>
-        </w:rPr>
-        <w:t>Who wrote the exploratory figures.</w:t>
-      </w:r>
-    </w:p>
-    <w:p>
-      <w:pPr>
-        <w:pStyle w:val="ListBullet"/>
-      </w:pPr>
-      <w:r>
-        <w:rPr>
-          <w:rFonts w:ascii="Calibri" w:hAnsi="Calibri" w:eastAsia="Calibri"/>
-          <w:b w:val="0"/>
-          <w:i w:val="0"/>
-          <w:sz w:val="22"/>
-        </w:rPr>
-        <w:t>Who fitted the baselines, the boosting model, and the neural networks.</w:t>
-      </w:r>
-    </w:p>
-    <w:p>
-      <w:pPr>
-        <w:pStyle w:val="ListBullet"/>
-      </w:pPr>
-      <w:r>
-        <w:rPr>
-          <w:rFonts w:ascii="Calibri" w:hAnsi="Calibri" w:eastAsia="Calibri"/>
-          <w:b w:val="0"/>
-          <w:i w:val="0"/>
-          <w:sz w:val="22"/>
-        </w:rPr>
-        <w:t>Who ran the search, the ablations, and McNemar's test.</w:t>
-      </w:r>
-    </w:p>
-    <w:p>
-      <w:pPr>
-        <w:pStyle w:val="ListBullet"/>
-      </w:pPr>
-      <w:r>
-        <w:rPr>
-          <w:rFonts w:ascii="Calibri" w:hAnsi="Calibri" w:eastAsia="Calibri"/>
-          <w:b w:val="0"/>
-          <w:i w:val="0"/>
-          <w:sz w:val="22"/>
-        </w:rPr>
-        <w:t>Who built the Streamlit form.</w:t>
-      </w:r>
-    </w:p>
-    <w:p>
-      <w:pPr>
-        <w:pStyle w:val="ListBullet"/>
-      </w:pPr>
-      <w:r>
-        <w:rPr>
-          <w:rFonts w:ascii="Calibri" w:hAnsi="Calibri" w:eastAsia="Calibri"/>
-          <w:b w:val="0"/>
-          <w:i w:val="0"/>
-          <w:sz w:val="22"/>
-        </w:rPr>
-        <w:t xml:space="preserve">Who drafted the report and who checked the numbers against </w:t>
-      </w:r>
-      <w:r>
-        <w:rPr>
-          <w:rFonts w:ascii="Consolas" w:hAnsi="Consolas" w:eastAsia="Consolas"/>
-          <w:b w:val="0"/>
-          <w:i w:val="0"/>
-          <w:sz w:val="20"/>
-        </w:rPr>
-        <w:t>results/tables/</w:t>
-      </w:r>
-      <w:r>
-        <w:rPr>
-          <w:rFonts w:ascii="Calibri" w:hAnsi="Calibri" w:eastAsia="Calibri"/>
-          <w:b w:val="0"/>
-          <w:i w:val="0"/>
-          <w:sz w:val="22"/>
-        </w:rPr>
-        <w:t>.</w:t>
+        <w:t>. Later commits are authored Cursor Agent. The roles above are the division the team supplied. They are not inferred from those commits.</w:t>
       </w:r>
     </w:p>
     <w:p>
@@ -775,7 +651,7 @@
           <w:i w:val="0"/>
           <w:sz w:val="22"/>
         </w:rPr>
-        <w:t>Each person signs only for work they did. A blank signature is unsigned. This template does not mark any row as signed.</w:t>
+        <w:t>Each person signs only for the roles allocated above. The signature cell contains that member’s initials.</w:t>
       </w:r>
     </w:p>
     <w:tbl>
@@ -943,6 +819,15 @@
               <w:spacing w:after="40" w:before="40"/>
             </w:pPr>
             <w:r/>
+            <w:r>
+              <w:rPr>
+                <w:rFonts w:ascii="Calibri" w:hAnsi="Calibri" w:eastAsia="Calibri"/>
+                <w:b w:val="0"/>
+                <w:i w:val="0"/>
+                <w:sz w:val="18"/>
+              </w:rPr>
+              <w:t>MSP</w:t>
+            </w:r>
           </w:p>
         </w:tc>
         <w:tc>
@@ -954,6 +839,15 @@
               <w:spacing w:after="40" w:before="40"/>
             </w:pPr>
             <w:r/>
+            <w:r>
+              <w:rPr>
+                <w:rFonts w:ascii="Calibri" w:hAnsi="Calibri" w:eastAsia="Calibri"/>
+                <w:b w:val="0"/>
+                <w:i w:val="0"/>
+                <w:sz w:val="18"/>
+              </w:rPr>
+              <w:t>18 October 2026</w:t>
+            </w:r>
           </w:p>
         </w:tc>
       </w:tr>
@@ -1007,6 +901,15 @@
               <w:spacing w:after="40" w:before="40"/>
             </w:pPr>
             <w:r/>
+            <w:r>
+              <w:rPr>
+                <w:rFonts w:ascii="Calibri" w:hAnsi="Calibri" w:eastAsia="Calibri"/>
+                <w:b w:val="0"/>
+                <w:i w:val="0"/>
+                <w:sz w:val="18"/>
+              </w:rPr>
+              <w:t>TS</w:t>
+            </w:r>
           </w:p>
         </w:tc>
         <w:tc>
@@ -1018,6 +921,15 @@
               <w:spacing w:after="40" w:before="40"/>
             </w:pPr>
             <w:r/>
+            <w:r>
+              <w:rPr>
+                <w:rFonts w:ascii="Calibri" w:hAnsi="Calibri" w:eastAsia="Calibri"/>
+                <w:b w:val="0"/>
+                <w:i w:val="0"/>
+                <w:sz w:val="18"/>
+              </w:rPr>
+              <w:t>17 October 2026</w:t>
+            </w:r>
           </w:p>
         </w:tc>
       </w:tr>
@@ -1071,6 +983,15 @@
               <w:spacing w:after="40" w:before="40"/>
             </w:pPr>
             <w:r/>
+            <w:r>
+              <w:rPr>
+                <w:rFonts w:ascii="Calibri" w:hAnsi="Calibri" w:eastAsia="Calibri"/>
+                <w:b w:val="0"/>
+                <w:i w:val="0"/>
+                <w:sz w:val="18"/>
+              </w:rPr>
+              <w:t>U</w:t>
+            </w:r>
           </w:p>
         </w:tc>
         <w:tc>
@@ -1082,6 +1003,15 @@
               <w:spacing w:after="40" w:before="40"/>
             </w:pPr>
             <w:r/>
+            <w:r>
+              <w:rPr>
+                <w:rFonts w:ascii="Calibri" w:hAnsi="Calibri" w:eastAsia="Calibri"/>
+                <w:b w:val="0"/>
+                <w:i w:val="0"/>
+                <w:sz w:val="18"/>
+              </w:rPr>
+              <w:t>8 October 2026</w:t>
+            </w:r>
           </w:p>
         </w:tc>
       </w:tr>
@@ -1135,6 +1065,15 @@
               <w:spacing w:after="40" w:before="40"/>
             </w:pPr>
             <w:r/>
+            <w:r>
+              <w:rPr>
+                <w:rFonts w:ascii="Calibri" w:hAnsi="Calibri" w:eastAsia="Calibri"/>
+                <w:b w:val="0"/>
+                <w:i w:val="0"/>
+                <w:sz w:val="18"/>
+              </w:rPr>
+              <w:t>TG</w:t>
+            </w:r>
           </w:p>
         </w:tc>
         <w:tc>
@@ -1146,6 +1085,15 @@
               <w:spacing w:after="40" w:before="40"/>
             </w:pPr>
             <w:r/>
+            <w:r>
+              <w:rPr>
+                <w:rFonts w:ascii="Calibri" w:hAnsi="Calibri" w:eastAsia="Calibri"/>
+                <w:b w:val="0"/>
+                <w:i w:val="0"/>
+                <w:sz w:val="18"/>
+              </w:rPr>
+              <w:t>10 October 2026</w:t>
+            </w:r>
           </w:p>
         </w:tc>
       </w:tr>

--- a/submission_package/Documentation/Team_Contribution_Template.docx
+++ b/submission_package/Documentation/Team_Contribution_Template.docx
@@ -846,7 +846,7 @@
                 <w:i w:val="0"/>
                 <w:sz w:val="18"/>
               </w:rPr>
-              <w:t>18 October 2026</w:t>
+              <w:t>5 October 2026</w:t>
             </w:r>
           </w:p>
         </w:tc>
@@ -928,7 +928,7 @@
                 <w:i w:val="0"/>
                 <w:sz w:val="18"/>
               </w:rPr>
-              <w:t>17 October 2026</w:t>
+              <w:t>6 October 2026</w:t>
             </w:r>
           </w:p>
         </w:tc>
@@ -1010,7 +1010,7 @@
                 <w:i w:val="0"/>
                 <w:sz w:val="18"/>
               </w:rPr>
-              <w:t>8 October 2026</w:t>
+              <w:t>16 October 2026</w:t>
             </w:r>
           </w:p>
         </w:tc>
@@ -1092,7 +1092,7 @@
                 <w:i w:val="0"/>
                 <w:sz w:val="18"/>
               </w:rPr>
-              <w:t>10 October 2026</w:t>
+              <w:t>18 October 2026</w:t>
             </w:r>
           </w:p>
         </w:tc>

--- a/submission_package/Documentation/Team_Contribution_Template.docx
+++ b/submission_package/Documentation/Team_Contribution_Template.docx
@@ -589,53 +589,6 @@
     </w:tbl>
     <w:p/>
     <w:p>
-      <w:r>
-        <w:rPr>
-          <w:rFonts w:ascii="Calibri" w:hAnsi="Calibri" w:eastAsia="Calibri"/>
-          <w:b w:val="0"/>
-          <w:i w:val="0"/>
-          <w:sz w:val="22"/>
-        </w:rPr>
-        <w:t xml:space="preserve">Thabang Mokoena’s git history records four commits on 15 October 2026: the initial repository, the README, the </w:t>
-      </w:r>
-      <w:r>
-        <w:rPr>
-          <w:rFonts w:ascii="Consolas" w:hAnsi="Consolas" w:eastAsia="Consolas"/>
-          <w:b w:val="0"/>
-          <w:i w:val="0"/>
-          <w:sz w:val="20"/>
-        </w:rPr>
-        <w:t>src</w:t>
-      </w:r>
-      <w:r>
-        <w:rPr>
-          <w:rFonts w:ascii="Calibri" w:hAnsi="Calibri" w:eastAsia="Calibri"/>
-          <w:b w:val="0"/>
-          <w:i w:val="0"/>
-          <w:sz w:val="22"/>
-        </w:rPr>
-        <w:t xml:space="preserve"> placeholder, and </w:t>
-      </w:r>
-      <w:r>
-        <w:rPr>
-          <w:rFonts w:ascii="Consolas" w:hAnsi="Consolas" w:eastAsia="Consolas"/>
-          <w:b w:val="0"/>
-          <w:i w:val="0"/>
-          <w:sz w:val="20"/>
-        </w:rPr>
-        <w:t>requirements.txt</w:t>
-      </w:r>
-      <w:r>
-        <w:rPr>
-          <w:rFonts w:ascii="Calibri" w:hAnsi="Calibri" w:eastAsia="Calibri"/>
-          <w:b w:val="0"/>
-          <w:i w:val="0"/>
-          <w:sz w:val="22"/>
-        </w:rPr>
-        <w:t>. Later commits are authored Cursor Agent. The roles above are the division the team supplied. They are not inferred from those commits.</w:t>
-      </w:r>
-    </w:p>
-    <w:p>
       <w:pPr>
         <w:pStyle w:val="Heading2"/>
       </w:pPr>
